--- a/example_articles/states/Indiana/6.states_Indiana_Other_publisher.docx
+++ b/example_articles/states/Indiana/6.states_Indiana_Other_publisher.docx
@@ -27,17 +27,17 @@
     </w:p>
     <w:p>
       <w:r>
-        <w:t>Source File: Other publishers/Files (500) (27).DOCX</w:t>
+        <w:t>Source file: Other publishers/Files (500) (27).DOCX</w:t>
       </w:r>
     </w:p>
     <w:p>
       <w:r>
-        <w:t>Raw locations result: ['Indiana']</w:t>
+        <w:t>Raw locations result, 'locations': ['Indiana']</w:t>
       </w:r>
     </w:p>
     <w:p>
       <w:r>
-        <w:t>states_stand_flat (Standardized): Indiana</w:t>
+        <w:t>Standardized locations result, 'states_stand_flat': Indiana</w:t>
       </w:r>
     </w:p>
     <w:p>

--- a/example_articles/states/Indiana/6.states_Indiana_Other_publisher.docx
+++ b/example_articles/states/Indiana/6.states_Indiana_Other_publisher.docx
@@ -7,7 +7,7 @@
         <w:pStyle w:val="Heading1"/>
       </w:pPr>
       <w:r>
-        <w:t>BENYAK CAMPAIGNS IN MURPHY'S TRACKS</w:t>
+        <w:t>Cincinnati Wright family home listed for first time</w:t>
       </w:r>
     </w:p>
     <w:p>
@@ -17,17 +17,17 @@
     </w:p>
     <w:p>
       <w:r>
-        <w:t>Date: 1994-03-20</w:t>
+        <w:t>Date: 2013-02-17</w:t>
       </w:r>
     </w:p>
     <w:p>
       <w:r>
-        <w:t>Section: METRO,</w:t>
+        <w:t>Section: REAL ESTATE; Pg. 1</w:t>
       </w:r>
     </w:p>
     <w:p>
       <w:r>
-        <w:t>Source file: Other publishers/Files (500) (27).DOCX</w:t>
+        <w:t>Source file: Other publishers/Files (500) (14).DOCX</w:t>
       </w:r>
     </w:p>
     <w:p>
@@ -49,57 +49,37 @@
     </w:p>
     <w:p>
       <w:r>
-        <w:t>A Westmoreland County supporter was trying to convince congressional candidate Alan Benyak on Wednesday that he should attend a St. Patrick's Day event at an area restaurant. He could rub elbows with a lot of people and do some serious campaigning, she said.</w:t>
+        <w:t>A Frank Lloyd Wright house in Ohio has joined more than a dozen private residences designed by the master architect that are currently for sale, not including Wright homes that have been spared demolition, such as the Staircase Home last year in Phoenix.</w:t>
         <w:br/>
-        <w:t>''And I'm going to wear my leprechaun outfit,'' said Gladys Sorace, showing everybody a picture of herself in costume. ''I'll be the oldest leprechaun there.''</w:t>
+        <w:t>The twist is that this newly-listed gem comes complete with custom furniture designed for the home.</w:t>
         <w:br/>
-        <w:t>The Fayette County Democrat didn't overlook the perfect set-up line nor the importance of well-timed wit when campaigning for the 20th District congressional seat.</w:t>
+        <w:t>Listed for $1.78 million, the offering at 6980 Knoll Road, Cincinnati, marks the first time that the Gerald B. Tonkens House has ever been offered for sale. The house was built in 1955 by Wright's grandson, Eric Lloyd Wright, using the celebrated Usonian design theme that aimed to make post-Depression housing cost-effective by not including basements, attics or ornamentation. Instead, the simplicity of the design was the point — and the appeal.</w:t>
         <w:br/>
-        <w:t>''We don't bring up the age issue in this campaign,'' said the 30-year-old Benyak with a wry smile.</w:t>
+        <w:t>But utility and simplicity have been embellished in this particular Wright home: The 3,100-square-foot property is decked out with custom cabinetry made of Philippine mahogany, a generous hearth and gilded ceilings. And like most every one of Wright's homes, the dwelling fits seamlessly onto the parcel, giving the home tremendous privacy.</w:t>
         <w:br/>
-        <w:t>The reference was to Democrat Frank R. Mascara, the 64-year-old Washington County Commission chairman who is running in a race against three Democrats under 45. Besides the 30-year-old Benyak, Democrat Charlie Kelly of Edgeworth is 38 and Democrat Bill Nicolella of Washington is 44.</w:t>
+        <w:t>In addition to the historically important dwelling, the 4-acre property also includes a separate cottage/studio.</w:t>
         <w:br/>
-        <w:t>Benyak said a younger candidate should be elected so that he can amass years of seniority and become a powerful figure in Congress. He said the nation's best congressmen were elected at young ages.</w:t>
+        <w:t>Singer drops some notes</w:t>
         <w:br/>
-        <w:t>''I'm going to work my way up the leadership ladder,'' he said. ''We can't send someone to Congress who's going to get a paycheck for six years, a pension, then leave.''</w:t>
+        <w:t>Carly Simon has been famously stage shy, but the decorated singer-songwriter is ready for another close-up … of her West Village apartment in New York. Having long ago decamped to her adopted home on Martha's Vineyard, the Grammy Award-winning artist is trying again to sell her two-bedroom, two-bathroom co-op at 46 Commerce St.</w:t>
         <w:br/>
-        <w:t>Benyak, a resident of Washington Township, says he's following a campaign strategy used by Rep. Austin J. Murphy, D-Monongahela, in 1976. Murphy visited small towns and coal patches throughout the congressional district that now includes Washington and Greene counties, and portions of Fayette, Westmoreland and Allegheny.</w:t>
+        <w:t>First listed in 2008 for $3.8 million, Simon dropped the price to $2.95 million in 2010, and is now looking for $2.495 million. While it might seem odd for a pop legend to somewhat stubbornly try to get top dollar for an apartment, Simon confessed in 2010 that her finances were jolted by bad investments with "mini-Madoff" accountant Kenneth Starr, whose client list also included Al Pacino and Uma Thurman.</w:t>
         <w:br/>
-        <w:t>To this day, he said, people still remember and support Murphy because he visited them back in the 1970s, Benyak said. Murphy has decided not to seek a 10th term.</w:t>
+        <w:t>Heaton lists lovable house</w:t>
         <w:br/>
-        <w:t>On Wednesday, Benyak traveled to Everson, a Fayette County borough with about 1,100 residents. There, he addressed about 100 senior citizens at a VFW hall.</w:t>
+        <w:t>"Everybody Loves Raymond" was good to co-star Patricia Heaton, if the house she and her husband David Hunt just listed in Los Angeles for $8.25 million is any indication.</w:t>
         <w:br/>
-        <w:t>Benyak's speech focused on his recent announcement that he wants to replace the late Rep. Claude Pepper, D-Florida, as an advocate for senior citizens and veterans.</w:t>
+        <w:t>The 8,400-square-foot Italian Mediterranean estate dates to 1929 and bears some of the original Malibu Potteries tile of that era.</w:t>
         <w:br/>
-        <w:t>Repeating the theme, ''Something is wrong in Washington, D.C. when ...,'' Benyak listed national problems that affect labor, the working class, senior citizens and veterans.</w:t>
+        <w:t>After a wonderful remodel, the six-bedroom, six-bathroom house at 355 S. Muirfield Road in the exclusive Hancock Park neighborhood was even grand enough for a feature spread in a recent issue of Architectural Digest.</w:t>
         <w:br/>
-        <w:t>He said he favors legislation making it easier for coal miners to qualify for black-lung benefits; legislation protecting striking workers; health-care benefits for people unable to afford it; welfare reform requiring unwed mothers to identify the father of their children; and efforts to get full Social Security benefits for ''notch babies.''</w:t>
+        <w:t>That house looks familiar</w:t>
         <w:br/>
-        <w:t>He said he does not support a balanced-budget amendment because that would mean combining Social Security and general budget funds -- a move that would jeopardize the Social Security fund's solvency, he said.</w:t>
+        <w:t>It's a real estate odd couple for sure, but the modest Evansville, Ind., house used for exterior shots for the TV series "Roseanne" and the transformed Los Angeles house where Freddy Krueger once lurked in the horror movie "The Nightmare on Elm Street" were both recently listed for sale.</w:t>
         <w:br/>
-        <w:t>Benyak said he's campaigning on various local issues that other candidates are ignoring, such as the economic health of USAir, the district's largest employer with 12,000 jobs. He said the airline should have more latitude in getting investment from British Airways.</w:t>
+        <w:t>But almost as soon as the bungalow featured in Roseanne Barr's sitcom about a working-class family hit the market for $129,000, the home was delisted on Feb. 5. That was just days after it was reported that the activist/comedian/National Anthem singer Barr had hit Twitter with a message that she knew someone who wanted the house. Coincidence?</w:t>
         <w:br/>
-        <w:t>He also said he wants to prevent coal producers from engaging in ''double- breasting.'' That's when the producer forms a non-union company to mine the same seam with non-union labor that the producer is mining with union labor.</w:t>
-        <w:br/>
-        <w:t>Once he's in Congress, Benyak said, he would immediately work to name all bridges and roads constructed with federal funds in honor of veterans and soldiers missing in action, and end ''the tradition of naming these structures after career politicians.''</w:t>
-        <w:br/>
-        <w:t>''Elected officials have chosen their careers voluntarily and are well paid,'' Benyak said. ''Many of our veterans and MIAs had no choice but to serve our country when drafted. Veterans and MIAs have been overlooked and mistreated for far too long.''</w:t>
-        <w:br/>
-        <w:t>Benyak said economic factors must improve in Western Pennsylvania to keep younger people from moving away and eroding the tax base. He said he will try to change the region's undeserved reputation as an area where labor is powerful and unfriendly toward business.</w:t>
-        <w:br/>
-        <w:t>''Help send me to Congress so that I can be an ambassador as well as a salesman for southwestern Pennsylvania,'' he said.</w:t>
-        <w:br/>
-        <w:t>To date, Benyak has been the most aggressive candidate in criticizing his opponents. For example, he criticized Mascara for holding his campaign announcement at Southpointe, the high-tech industrial and residential park in Cecil, because he said the homes and condominiums there sell for a quarter of a million dollars and higher.</w:t>
-        <w:br/>
-        <w:t>He said he was also interested in hearing Mascara's answers ''to his personal use of a Washington County cellular phone.''</w:t>
-        <w:br/>
-        <w:t>Benyak says he has a personal tie to four counties in the district. He was born and raised in Scottdale, Westmoreland County, and graduated from Southmoreland Senior High School. He graduated from Waynesburg College in Greene County and now lives near Fayette City in Fayette County. He received his law degree from Capital University Law School in Columbus, Ohio.</w:t>
-        <w:br/>
-        <w:t>An Eagle Scout and a 32-degree Mason, he served as a captain in the U.S. State Army Judge Advocate Generals Corp for four years before setting up his law practice last year in Charleroi.</w:t>
-        <w:br/>
-        <w:t>He said his campaign will feature mostly newspaper advertising.</w:t>
-        <w:br/>
-        <w:t>''I'm not going to work for you, I'm going to fight for you,'' he said, trying out a possible campaign slogan. ''Fight back with Benyak.''</w:t>
+        <w:t>As for the "Nightmare" house in Hollywood, after a complete transformation of the home's interior, the Dutch Colonial carries no trace of its scary past. With an open floor plan and modern fixtures in the kitchen and bathrooms, not to mention a pool and guesthouse in the yard, the famous house at 1428 N. Genesee Ave. in Los Angeles is listed at a very marquee price of $2.1 million. Hopefully that cost won't scare away buyers.</w:t>
         <w:br/>
         <w:br/>
         <w:t>Graphic</w:t>
@@ -107,7 +87,15 @@
         <w:br/>
         <w:t xml:space="preserve"> </w:t>
         <w:br/>
-        <w:t>PHOTO, Alan Benyak/Fayette County Democrat is campaigning for the 20th District congressional seat</w:t>
+        <w:t>Patricia Heaton</w:t>
+        <w:br/>
+        <w:br/>
+        <w:t xml:space="preserve"> Courtesy of Zillow </w:t>
+        <w:br/>
+        <w:t xml:space="preserve"> Listed for $1.78 million, the Gerald B. Tonkens House was built in 1955 by Wright's grandson, Eric Lloyd Wright.</w:t>
+        <w:br/>
+        <w:br/>
+        <w:t xml:space="preserve"> Carly Simon</w:t>
       </w:r>
     </w:p>
     <w:sectPr>

--- a/example_articles/states/Indiana/6.states_Indiana_Other_publisher.docx
+++ b/example_articles/states/Indiana/6.states_Indiana_Other_publisher.docx
@@ -7,7 +7,7 @@
         <w:pStyle w:val="Heading1"/>
       </w:pPr>
       <w:r>
-        <w:t>Cincinnati Wright family home listed for first time</w:t>
+        <w:t>Job for son-in-law, a Trump confidant, raises questions; Jared Kushner will likely sway foreign, domestic policy.; TRUMP TRANSITION</w:t>
       </w:r>
     </w:p>
     <w:p>
@@ -17,17 +17,17 @@
     </w:p>
     <w:p>
       <w:r>
-        <w:t>Date: 2013-02-17</w:t>
+        <w:t>Date: 2017-01-10</w:t>
       </w:r>
     </w:p>
     <w:p>
       <w:r>
-        <w:t>Section: REAL ESTATE; Pg. 1</w:t>
+        <w:t>Section: ; Pg. A5</w:t>
       </w:r>
     </w:p>
     <w:p>
       <w:r>
-        <w:t>Source file: Other publishers/Files (500) (14).DOCX</w:t>
+        <w:t>Source file: Other publishers/Files (500) (11).DOCX</w:t>
       </w:r>
     </w:p>
     <w:p>
@@ -49,53 +49,29 @@
     </w:p>
     <w:p>
       <w:r>
-        <w:t>A Frank Lloyd Wright house in Ohio has joined more than a dozen private residences designed by the master architect that are currently for sale, not including Wright homes that have been spared demolition, such as the Staircase Home last year in Phoenix.</w:t>
+        <w:t>Jared Kushner is the son-in-law of of President-elect Donald Trump and is expected to join the White House as a senior adviser.</w:t>
         <w:br/>
-        <w:t>The twist is that this newly-listed gem comes complete with custom furniture designed for the home.</w:t>
+        <w:t>NEWYORK- President-elect Donald Trump's influential son-in-law Jared Kushner will join him in the White House as a senior adviser, transition officials said Monday, putting the young real estate executive in position to exert broad sway over both domestic and foreign policy, particularly Middle East issues and trade negotiations.</w:t>
         <w:br/>
-        <w:t>Listed for $1.78 million, the offering at 6980 Knoll Road, Cincinnati, marks the first time that the Gerald B. Tonkens House has ever been offered for sale. The house was built in 1955 by Wright's grandson, Eric Lloyd Wright, using the celebrated Usonian design theme that aimed to make post-Depression housing cost-effective by not including basements, attics or ornamentation. Instead, the simplicity of the design was the point — and the appeal.</w:t>
+        <w:t>Trump has come to rely heavily on Kushner, who is married to the president-elect's daughter Ivanka. Since the election, Kushner has been one of the transition team's main liaisons to foreign governments, communicating with Israeli officials and meeting last week with Britain's foreign minister. He's also huddled with congressional leaders and helped interview Cabinet candidates.</w:t>
         <w:br/>
-        <w:t>But utility and simplicity have been embellished in this particular Wright home: The 3,100-square-foot property is decked out with custom cabinetry made of Philippine mahogany, a generous hearth and gilded ceilings. And like most every one of Wright's homes, the dwelling fits seamlessly onto the parcel, giving the home tremendous privacy.</w:t>
+        <w:t>His eligibility could be challenged. But Kushner lawyer Jamie Gorelick argued Monday that a 1967 law meant to bar government officials from hiring relatives does not apply to the West Wing. She cited a later congressional measure to allow the president "unfettered" and "sweeping" authority in hiring staff.</w:t>
         <w:br/>
-        <w:t>In addition to the historically important dwelling, the 4-acre property also includes a separate cottage/studio.</w:t>
+        <w:t>Kushner, who will not be taking a salary, will resign as CEO of his family's real estate company and as publisher of the New York Observer, as well as divest "substantial assets," Gorelick said. She said Kushner will recuse himself "from particular matters that would have a direct and predictable effect on his remaining financial interests."</w:t>
         <w:br/>
-        <w:t>Singer drops some notes</w:t>
+        <w:t>Ivanka Trump, who also played a significant role advising her father during the presidential campaign, will not be taking a formal White House position, transition officials said. She is the mother of three young children, and her immediate plans are focusing on her family's move from New York to Washington, though officials said her role could change in the future.</w:t>
         <w:br/>
-        <w:t>Carly Simon has been famously stage shy, but the decorated singer-songwriter is ready for another close-up … of her West Village apartment in New York. Having long ago decamped to her adopted home on Martha's Vineyard, the Grammy Award-winning artist is trying again to sell her two-bedroom, two-bathroom co-op at 46 Commerce St.</w:t>
+        <w:t>Officials also said Ivanka Trump would be leaving her executive roles at the Trump Organization - her father's real estate company - and her own fashion brands.</w:t>
         <w:br/>
-        <w:t>First listed in 2008 for $3.8 million, Simon dropped the price to $2.95 million in 2010, and is now looking for $2.495 million. While it might seem odd for a pop legend to somewhat stubbornly try to get top dollar for an apartment, Simon confessed in 2010 that her finances were jolted by bad investments with "mini-Madoff" accountant Kenneth Starr, whose client list also included Al Pacino and Uma Thurman.</w:t>
+        <w:t>The anti-nepotism law has appeared to be the main obstacle to both Kushner and Ivanka Trump joining the White House. In arguing that the measure did not apply to the West Wing, Kushner's lawyer cited an opinion from two federal court judges in a 1993 case involving Hillary Clinton's work on her husband's health care law.</w:t>
         <w:br/>
-        <w:t>Heaton lists lovable house</w:t>
+        <w:t>Norman Eisen, who served as President Barack Obama's government ethics lawyer, said there is a "murky legal landscape" regarding the anti-nepotism law. But he said Kushner appeared to be taking the proper steps regarding the ethics and disclosure requirements for federal employees. Kushner, who turns 36 on Tuesday, emerged as one of Trump's most powerful campaign advisers during his father-in-law's often unorthodox presidential bid - a calming presence in an otherwise chaotic campaign. He has continued to be a commanding presence during the transition, working alongside incoming White House chief of staff Reince Priebus and senior adviser Steve Ban-non. He's played a key role in coordinating Trump's contacts with foreign leaders and has been talking with foreign government officials himself, according to a person with knowledge of the conversations. Last week, Kushner and Bannon - the controversial conservative media executive who will also be a White House senior adviser - met with British Foreign Minister Boris Johnson.</w:t>
         <w:br/>
-        <w:t>"Everybody Loves Raymond" was good to co-star Patricia Heaton, if the house she and her husband David Hunt just listed in Los Angeles for $8.25 million is any indication.</w:t>
+        <w:t>Kushner and Bannon have also worked closely on issues related to Israel, including discussions over moving the U.S. Embassy to Jerusalem, which could inflame tensions in the Middle East, and on the Trump administration's response to a United Nations Security Council measure condemning Israeli settlements.</w:t>
         <w:br/>
-        <w:t>The 8,400-square-foot Italian Mediterranean estate dates to 1929 and bears some of the original Malibu Potteries tile of that era.</w:t>
+        <w:t>Kushner is also weighing in on domestic policy, joining other Trump advisers Monday night for a meeting with House Speaker Paul Ryan, R-Wis., on tax reform. He championed the pick of his friend Gary Cohn, the president of Goldman Sachs, for a top White House economic post, though Cohn's influence within Trump's team is also said to be expanding. Those with knowledge of Kushner's role spoke on the condition of anonymity because they were not authorized to publicly discuss internal matters.</w:t>
         <w:br/>
-        <w:t>After a wonderful remodel, the six-bedroom, six-bathroom house at 355 S. Muirfield Road in the exclusive Hancock Park neighborhood was even grand enough for a feature spread in a recent issue of Architectural Digest.</w:t>
-        <w:br/>
-        <w:t>That house looks familiar</w:t>
-        <w:br/>
-        <w:t>It's a real estate odd couple for sure, but the modest Evansville, Ind., house used for exterior shots for the TV series "Roseanne" and the transformed Los Angeles house where Freddy Krueger once lurked in the horror movie "The Nightmare on Elm Street" were both recently listed for sale.</w:t>
-        <w:br/>
-        <w:t>But almost as soon as the bungalow featured in Roseanne Barr's sitcom about a working-class family hit the market for $129,000, the home was delisted on Feb. 5. That was just days after it was reported that the activist/comedian/National Anthem singer Barr had hit Twitter with a message that she knew someone who wanted the house. Coincidence?</w:t>
-        <w:br/>
-        <w:t>As for the "Nightmare" house in Hollywood, after a complete transformation of the home's interior, the Dutch Colonial carries no trace of its scary past. With an open floor plan and modern fixtures in the kitchen and bathrooms, not to mention a pool and guesthouse in the yard, the famous house at 1428 N. Genesee Ave. in Los Angeles is listed at a very marquee price of $2.1 million. Hopefully that cost won't scare away buyers.</w:t>
-        <w:br/>
-        <w:br/>
-        <w:t>Graphic</w:t>
-        <w:br/>
-        <w:br/>
-        <w:t xml:space="preserve"> </w:t>
-        <w:br/>
-        <w:t>Patricia Heaton</w:t>
-        <w:br/>
-        <w:br/>
-        <w:t xml:space="preserve"> Courtesy of Zillow </w:t>
-        <w:br/>
-        <w:t xml:space="preserve"> Listed for $1.78 million, the Gerald B. Tonkens House was built in 1955 by Wright's grandson, Eric Lloyd Wright.</w:t>
-        <w:br/>
-        <w:br/>
-        <w:t xml:space="preserve"> Carly Simon</w:t>
+        <w:t>Like his father-in-law, Kushner pushed a mid-sized real estate company into the high-stakes battlefield of Manhattan. Though he is often viewed as more moderate than Trump, people close to him say he fully bought in to the Trump campaign's fiery populist message that resonated with white working class voters. He never publicly distanced himself from Trump's more provocative stances, including the candidate's call for a Muslim-immigration ban. Kushner's place in Trump's orbit - vital but often discreet - was vividly on display last month, when the president-elect toured the Carrier plant in Indiana to tout the jobs he says he saved. Trump marched around the plant with Vice President-elect Mike Pence, flashing his thumbs-up to the traveling press. Kushner stayed away from the cameras.</w:t>
       </w:r>
     </w:p>
     <w:sectPr>

--- a/example_articles/states/Indiana/6.states_Indiana_Other_publisher.docx
+++ b/example_articles/states/Indiana/6.states_Indiana_Other_publisher.docx
@@ -7,7 +7,7 @@
         <w:pStyle w:val="Heading1"/>
       </w:pPr>
       <w:r>
-        <w:t>Job for son-in-law, a Trump confidant, raises questions; Jared Kushner will likely sway foreign, domestic policy.; TRUMP TRANSITION</w:t>
+        <w:t>DEMS REFOCUS CAMPAIGNS IN INDIANA, N.C.; OBAMA TAKES GUAM CAUCUSES BY SEVEN VOTES;; CLINTON SYMPATHIZES WITH MOTHERS WHILE FOCUSING ON ECONOMY</w:t>
       </w:r>
     </w:p>
     <w:p>
@@ -17,17 +17,17 @@
     </w:p>
     <w:p>
       <w:r>
-        <w:t>Date: 2017-01-10</w:t>
+        <w:t>Date: 2008-05-04</w:t>
       </w:r>
     </w:p>
     <w:p>
       <w:r>
-        <w:t>Section: ; Pg. A5</w:t>
+        <w:t>Section: NATIONAL; THE ROAD TO THE WHITE HOUSE; Pg. A-11</w:t>
       </w:r>
     </w:p>
     <w:p>
       <w:r>
-        <w:t>Source file: Other publishers/Files (500) (11).DOCX</w:t>
+        <w:t>Source file: Other publishers/Files (500) (20).DOCX</w:t>
       </w:r>
     </w:p>
     <w:p>
@@ -49,29 +49,53 @@
     </w:p>
     <w:p>
       <w:r>
-        <w:t>Jared Kushner is the son-in-law of of President-elect Donald Trump and is expected to join the White House as a senior adviser.</w:t>
+        <w:t>After the most trying week of his presidential bid, Sen. Barack Obama sought to reframe and reinvigorate his candidacy yesterday by imploring Democrats to disregard "phony ideas, calculated to win elections instead of actually solving problems," and to seize the opportunity to bring change to Washington.</w:t>
         <w:br/>
-        <w:t>NEWYORK- President-elect Donald Trump's influential son-in-law Jared Kushner will join him in the White House as a senior adviser, transition officials said Monday, putting the young real estate executive in position to exert broad sway over both domestic and foreign policy, particularly Middle East issues and trade negotiations.</w:t>
+        <w:t>And the Illinois senator could barely claim the U.S. territory Guam among his victories in the primary season. He defeated New York Sen. Hillary Rodham Clinton in yesterday's Democratic caucuses on the Pacific island by just seven votes.</w:t>
         <w:br/>
-        <w:t>Trump has come to rely heavily on Kushner, who is married to the president-elect's daughter Ivanka. Since the election, Kushner has been one of the transition team's main liaisons to foreign governments, communicating with Israeli officials and meeting last week with Britain's foreign minister. He's also huddled with congressional leaders and helped interview Cabinet candidates.</w:t>
+        <w:t>Results of the all-night count completed this morning show delegates pledged to Mr. Obama with 2,264 votes to 2,257 for Mrs. Clinton's slate.</w:t>
         <w:br/>
-        <w:t>His eligibility could be challenged. But Kushner lawyer Jamie Gorelick argued Monday that a 1967 law meant to bar government officials from hiring relatives does not apply to the West Wing. She cited a later congressional measure to allow the president "unfettered" and "sweeping" authority in hiring staff.</w:t>
+        <w:t>The territory sends four pledged delegates and five superdelegates to the National Convention in August in Denver, although U.S. citizens on the island have no vote in the November election.</w:t>
         <w:br/>
-        <w:t>Kushner, who will not be taking a salary, will resign as CEO of his family's real estate company and as publisher of the New York Observer, as well as divest "substantial assets," Gorelick said. She said Kushner will recuse himself "from particular matters that would have a direct and predictable effect on his remaining financial interests."</w:t>
+        <w:t>Neither candidate campaigned on the island in person.</w:t>
         <w:br/>
-        <w:t>Ivanka Trump, who also played a significant role advising her father during the presidential campaign, will not be taking a formal White House position, transition officials said. She is the mother of three young children, and her immediate plans are focusing on her family's move from New York to Washington, though officials said her role could change in the future.</w:t>
+        <w:t>This morning, both candidates were to have unusual hour-long showcases on network television -- Mr. Obama on NBC's "Meet the Press" and Mrs. Clinton in a town-hall meeting on ABC's "This Week."</w:t>
         <w:br/>
-        <w:t>Officials also said Ivanka Trump would be leaving her executive roles at the Trump Organization - her father's real estate company - and her own fashion brands.</w:t>
+        <w:t>In his Indianapolis speech, which came on a final weekend of campaigning before the Indiana and North Carolina primaries on Tuesday, Mr. Obama urged voters to move beyond the political controversies that have dominated the Democratic nominating fight and raised new questions about his candidacy.</w:t>
         <w:br/>
-        <w:t>The anti-nepotism law has appeared to be the main obstacle to both Kushner and Ivanka Trump joining the White House. In arguing that the measure did not apply to the West Wing, Kushner's lawyer cited an opinion from two federal court judges in a 1993 case involving Hillary Clinton's work on her husband's health care law.</w:t>
+        <w:t>"That's the only way I can win this race," Mr. Obama said, "if you decide that you've had enough of the way things are, if you decide that this election is bigger than flag pins or sniper fire or the comments of a former pastor -- bigger than the differences between what we look like or where we come from or what party we belong to."</w:t>
         <w:br/>
-        <w:t>Norman Eisen, who served as President Barack Obama's government ethics lawyer, said there is a "murky legal landscape" regarding the anti-nepotism law. But he said Kushner appeared to be taking the proper steps regarding the ethics and disclosure requirements for federal employees. Kushner, who turns 36 on Tuesday, emerged as one of Trump's most powerful campaign advisers during his father-in-law's often unorthodox presidential bid - a calming presence in an otherwise chaotic campaign. He has continued to be a commanding presence during the transition, working alongside incoming White House chief of staff Reince Priebus and senior adviser Steve Ban-non. He's played a key role in coordinating Trump's contacts with foreign leaders and has been talking with foreign government officials himself, according to a person with knowledge of the conversations. Last week, Kushner and Bannon - the controversial conservative media executive who will also be a White House senior adviser - met with British Foreign Minister Boris Johnson.</w:t>
+        <w:t>As Mrs. Clinton appealed to voters in North Carolina, holding a breezy chat session with a few hundred mothers, Mr. Obama drew distinctions with Mrs. Clinton and Arizona Sen. John McCain, the presumptive Republican nominee, over their support for a summertime suspension of the federal gasoline tax, which analysts said would save the typical motorist about 30 cents a day.</w:t>
         <w:br/>
-        <w:t>Kushner and Bannon have also worked closely on issues related to Israel, including discussions over moving the U.S. Embassy to Jerusalem, which could inflame tensions in the Middle East, and on the Trump administration's response to a United Nations Security Council measure condemning Israeli settlements.</w:t>
+        <w:t>"Sen. Clinton and Sen. McCain have been using this issue to make the argument that I'm somehow out of touch," Mr. Obama said. "Well, let me tell you -- only in Washington can you get away with calling someone out of touch when you're the only one who thinks that 30 cents a day is enough to help people who are struggling in this economy."</w:t>
         <w:br/>
-        <w:t>Kushner is also weighing in on domestic policy, joining other Trump advisers Monday night for a meeting with House Speaker Paul Ryan, R-Wis., on tax reform. He championed the pick of his friend Gary Cohn, the president of Goldman Sachs, for a top White House economic post, though Cohn's influence within Trump's team is also said to be expanding. Those with knowledge of Kushner's role spoke on the condition of anonymity because they were not authorized to publicly discuss internal matters.</w:t>
+        <w:t>The gas-tax holiday emerged last week as one of the most contentious issues of the race, with Mr. Obama alone among the three candidates in opposing the idea. Television and radio advertisements in the closing days of the Indiana and North Carolina primary are filled with an argument between Mrs. Clinton and Mr. Obama over the idea.</w:t>
         <w:br/>
-        <w:t>Like his father-in-law, Kushner pushed a mid-sized real estate company into the high-stakes battlefield of Manhattan. Though he is often viewed as more moderate than Trump, people close to him say he fully bought in to the Trump campaign's fiery populist message that resonated with white working class voters. He never publicly distanced himself from Trump's more provocative stances, including the candidate's call for a Muslim-immigration ban. Kushner's place in Trump's orbit - vital but often discreet - was vividly on display last month, when the president-elect toured the Carrier plant in Indiana to tout the jobs he says he saved. Trump marched around the plant with Vice President-elect Mike Pence, flashing his thumbs-up to the traveling press. Kushner stayed away from the cameras.</w:t>
+        <w:t>In Indianapolis, the 30-minute address by Mr. Obama was intended to lay out the original themes of his candidacy that propelled him to victory in the Iowa caucuses and a strong running start in the primaries and caucuses that followed. Mr. Obama conceded on Friday that his campaign "had a rough couple of weeks," including defeats in several large states, including Pennsylvania, that raised doubts about his viability as a general election candidate.</w:t>
+        <w:br/>
+        <w:t>For the first time in months, Mr. Obama was joined yesterday by his daughters, Malia and Sasha, and his wife, Michelle. Part of regaining his campaign message also included a broad restatement of his biography. He was scheduled to visit an Indiana potluck and an ice-cream social at a roller rink.</w:t>
+        <w:br/>
+        <w:t>A win by Mr. Obama in white, working-class Indiana could add significant pressure on Mrs. Clinton, who is behind in delegates and the popular vote, to drop out. Polls had showed the race even, but after the most recent racially polarizing comments by Mr. Obama's ex-pastor Rev. Jeremiah Wright, Mrs. Clinton could hold Indiana after all.</w:t>
+        <w:br/>
+        <w:t>Yesterday, Mrs. Clinton sympathized with several hundred mothers about child care and teenage dating issues, while continuing to focus relentlessly on the economy.</w:t>
+        <w:br/>
+        <w:t>"Among the decisions I made in the early years was to spend as much time as I could with my daughter and her friends," Mrs. Clinton added.</w:t>
+        <w:br/>
+        <w:br/>
+        <w:t>Notes</w:t>
+        <w:br/>
+        <w:br/>
+        <w:t>The Associated Press and McClatchy Newspapers contributed to this report.</w:t>
+        <w:br/>
+        <w:br/>
+        <w:t>Graphic</w:t>
+        <w:br/>
+        <w:br/>
+        <w:t xml:space="preserve"> </w:t>
+        <w:br/>
+        <w:t>PHOTO: Mark Wilson/Getty Images: Sen. Barack Obama greets supporters at the Hamilton Family Picnic in Noblesville, Ind. yesterday.</w:t>
+        <w:br/>
+        <w:t>\ PHOTO: Joe Raedle/Getty Images: Sen. Hillary Clinton speaks at the Rotary Centennial Pavilion in Gastonia, N.C., yesterday.</w:t>
       </w:r>
     </w:p>
     <w:sectPr>
